--- a/Bao_cao_Day_du_Chuong_2_3_4.docx
+++ b/Bao_cao_Day_du_Chuong_2_3_4.docx
@@ -11618,14 +11618,14 @@
           <w:color w:val="B42828"/>
           <w:sz w:val="20"/>
         </w:rPr>
-        <w:t>filled_ratio &gt;= 0.22</w:t>
-      </w:r>
-      <w:r>
-        <w:rPr>
-          <w:rFonts w:ascii="Times New Roman" w:hAnsi="Times New Roman"/>
-          <w:sz w:val="26"/>
-        </w:rPr>
-        <w:t xml:space="preserve"> (22% pixel tô đen).</w:t>
+        <w:t>filled_ratio &gt;= 0.30</w:t>
+      </w:r>
+      <w:r>
+        <w:rPr>
+          <w:rFonts w:ascii="Times New Roman" w:hAnsi="Times New Roman"/>
+          <w:sz w:val="26"/>
+        </w:rPr>
+        <w:t xml:space="preserve"> (30% pixel tô đen).</w:t>
       </w:r>
     </w:p>
     <w:p>
@@ -11665,7 +11665,7 @@
           <w:rFonts w:ascii="Times New Roman" w:hAnsi="Times New Roman"/>
           <w:sz w:val="26"/>
         </w:rPr>
-        <w:t xml:space="preserve"> So sánh chênh lệch tỷ lệ giữa ô cao nhất và ô thứ hai. Nếu chênh lệch &gt; 0.20, chọn ô cao nhất. Ngược lại, ghi nhận là "chọn nhiều đáp án" (ví dụ: "AB").</w:t>
+        <w:t xml:space="preserve"> So sánh chênh lệch tỷ lệ giữa ô cao nhất và ô thứ hai. Nếu chênh lệch &gt; 0.15, chọn ô cao nhất. Ngược lại, ghi nhận là "chọn nhiều đáp án" (ví dụ: "AB").</w:t>
       </w:r>
     </w:p>
     <w:p>
